--- a/Tailored_CVs/Shinoy_Sioux_Technologies_Senior_Test_Designer.docx
+++ b/Tailored_CVs/Shinoy_Sioux_Technologies_Senior_Test_Designer.docx
@@ -70,7 +70,7 @@
           <w:b w:val="0"/>
           <w:sz w:val="19"/>
         </w:rPr>
-        <w:t>I am a QA automation engineer with over 8 years of experience building scalable test frameworks and automated CI/CD pipelines in technical settings. I have designed test strategies, implemented BDD and automation tools, and supported multidisciplinary teams in delivering reliable software. Currently based in Amstelveen with a valid EU residence permit, I am ready to bring my background in test architecture to Sioux Technologies.</w:t>
+        <w:t>I am a QA automation engineer with over eight years of experience building scalable testing frameworks using Java, Selenium, and Playwright. I have a strong background in defining test strategies, automating workflows, and supporting multidisciplinary development teams in financial and technical environments. Currently based in Amstelveen with a valid EU residence permit, I am ready to contribute immediately.</w:t>
       </w:r>
     </w:p>
     <w:p>
@@ -288,7 +288,7 @@
           <w:b w:val="0"/>
           <w:sz w:val="18"/>
         </w:rPr>
-        <w:t>▸ Designed and maintained scalable test automation frameworks from scratch using Java Selenium and BDD Cucumber, ensuring high test coverage across complex enterprise workflows.</w:t>
+        <w:t>▸ Designed and led test automation frameworks utilizing Java, Selenium, and Playwright to support complex microservices architectures and hightech software workflows.</w:t>
       </w:r>
     </w:p>
     <w:p>
@@ -301,7 +301,7 @@
           <w:b w:val="0"/>
           <w:sz w:val="18"/>
         </w:rPr>
-        <w:t>▸ Created and executed test strategies within Agile development teams, translating technical requirements into clear acceptance conditions and robust regression testing suites.</w:t>
+        <w:t>▸ Defined test strategies, quality criteria, and acceptance conditions while collaborating with crossfunctional Agile teams to reduce defect leakage.</w:t>
       </w:r>
     </w:p>
     <w:p>
@@ -314,7 +314,7 @@
           <w:b w:val="0"/>
           <w:sz w:val="18"/>
         </w:rPr>
-        <w:t>▸ Managed test environments and configured continuous integration pipelines using Jenkins, Docker, and AWS to enable rapid feedback cycles during deployment.</w:t>
+        <w:t>▸ Managed test environments and integrated CI/CD pipelines using Jenkins, Docker, Terraform, and AWS to maintain high availability and continuous validation.</w:t>
       </w:r>
     </w:p>
     <w:p>
@@ -327,7 +327,7 @@
           <w:b w:val="0"/>
           <w:sz w:val="18"/>
         </w:rPr>
-        <w:t>▸ Collaborated closely with crossfunctional software and engineering teams to identify critical bottlenecks, streamline test generation scripts, and reduce defect leakage prior to release.</w:t>
+        <w:t>▸ Streamlined test generation and deployment scripts utilizing AI tools like Gemini Code Assist to improve test execution efficiency.</w:t>
       </w:r>
     </w:p>
     <w:p>

--- a/Tailored_CVs/Shinoy_Sioux_Technologies_Senior_Test_Designer.docx
+++ b/Tailored_CVs/Shinoy_Sioux_Technologies_Senior_Test_Designer.docx
@@ -70,7 +70,7 @@
           <w:b w:val="0"/>
           <w:sz w:val="19"/>
         </w:rPr>
-        <w:t>I am a QA automation engineer with over eight years of experience building scalable testing frameworks using Java, Selenium, and Playwright. I have a strong background in defining test strategies, automating workflows, and supporting multidisciplinary development teams in financial and technical environments. Currently based in Amstelveen with a valid EU residence permit, I am ready to contribute immediately.</w:t>
+        <w:t>I am a QA automation engineer with over eight years of experience designing test strategies and building scalable testing frameworks for complex software systems. I have a strong background in test automation using Java and Playwright, alongside continuous integration pipelines with Jenkins and AWS. I also use tools like Gemini Code Assist to streamline test generation workflows and improve team efficiency.</w:t>
       </w:r>
     </w:p>
     <w:p>
@@ -288,7 +288,7 @@
           <w:b w:val="0"/>
           <w:sz w:val="18"/>
         </w:rPr>
-        <w:t>▸ Designed and led test automation frameworks utilizing Java, Selenium, and Playwright to support complex microservices architectures and hightech software workflows.</w:t>
+        <w:t>▸ Designed and executed automated test frameworks and strategies for software systems across microservices architectures.</w:t>
       </w:r>
     </w:p>
     <w:p>
@@ -301,7 +301,7 @@
           <w:b w:val="0"/>
           <w:sz w:val="18"/>
         </w:rPr>
-        <w:t>▸ Defined test strategies, quality criteria, and acceptance conditions while collaborating with crossfunctional Agile teams to reduce defect leakage.</w:t>
+        <w:t>▸ Integrated test automation processes within CI/CD pipelines using Jenkins, AWS, and Terraform environments.</w:t>
       </w:r>
     </w:p>
     <w:p>
@@ -314,7 +314,7 @@
           <w:b w:val="0"/>
           <w:sz w:val="18"/>
         </w:rPr>
-        <w:t>▸ Managed test environments and integrated CI/CD pipelines using Jenkins, Docker, Terraform, and AWS to maintain high availability and continuous validation.</w:t>
+        <w:t>▸ Defined test coverage criteria and acceptance conditions in close collaboration with development and agile teams.</w:t>
       </w:r>
     </w:p>
     <w:p>
@@ -327,7 +327,7 @@
           <w:b w:val="0"/>
           <w:sz w:val="18"/>
         </w:rPr>
-        <w:t>▸ Streamlined test generation and deployment scripts utilizing AI tools like Gemini Code Assist to improve test execution efficiency.</w:t>
+        <w:t>▸ Streamlined test generation and deployment scripts by deploying AI tools like Gemini Code Assist to improve execution efficiency.</w:t>
       </w:r>
     </w:p>
     <w:p>
